--- a/src/report_layout/AppraisalPlanningReport.docx
+++ b/src/report_layout/AppraisalPlanningReport.docx
@@ -4149,6 +4149,195 @@
  < / N a v W o r d R e p o r t X m l P a r t > 
 </file>
 
+<file path=customXml/item2.xml>��< ? x m l   v e r s i o n = " 1 . 0 "   e n c o d i n g = " u t f - 1 6 " ? > + 
+ < N a v W o r d R e p o r t X m l P a r t   x m l n s = " u r n : m i c r o s o f t - d y n a m i c s - b u s i n e s s c e n t r a l / i n t e r n a l / e x t e n d e d / r e p o r t s / A p p r a i s a l _ P l a n n i n g _ R e p o r t / 5 2 6 0 0 / " > + 
+     < T o o l t i p s   / > + 
+     < P l a n   E l e m e n t T y p e = " D a t a I t e m "   E l e m e n t I d = " 5 3 3 4 5 1 5 8 " > + 
+         < A c t u a l A p p r a i s a l N o   E l e m e n t T y p e = " C o l u m n "   E l e m e n t I d = " 8 8 9 6 9 5 7 5 "   D a t a T y p e = " C o d e " > A c t u a l A p p r a i s a l N o < / A c t u a l A p p r a i s a l N o > + 
+         < A d d i t i o n a l R e s p o n s i b i l i t i e s   E l e m e n t T y p e = " C o l u m n "   E l e m e n t I d = " 1 7 8 8 3 2 5 4 6 2 "   D a t a T y p e = " T e x t " > A d d i t i o n a l R e s p o n s i b i l i t i e s < / A d d i t i o n a l R e s p o n s i b i l i t i e s > + 
+         < A p p r a i s a l C r e a t e d A t   E l e m e n t T y p e = " C o l u m n "   E l e m e n t I d = " 1 4 6 9 7 4 2 5 0 1 "   D a t a T y p e = " D a t e T i m e " > A p p r a i s a l C r e a t e d A t < / A p p r a i s a l C r e a t e d A t > + 
+         < A p p r a i s a l P e r i o d   E l e m e n t T y p e = " C o l u m n "   E l e m e n t I d = " 6 7 0 7 1 1 9 8 9 "   D a t a T y p e = " C o d e " > A p p r a i s a l P e r i o d < / A p p r a i s a l P e r i o d > + 
+         < A p p r a i s e r A g r e e d   E l e m e n t T y p e = " C o l u m n "   E l e m e n t I d = " 6 8 7 4 7 8 9 0 2 "   D a t a T y p e = " B o o l e a n " > A p p r a i s e r A g r e e d < / A p p r a i s e r A g r e e d > + 
+         < A p p r a i s e r N a m e   E l e m e n t T y p e = " C o l u m n "   E l e m e n t I d = " 1 9 8 5 3 2 7 7 4 7 "   D a t a T y p e = " T e x t " > A p p r a i s e r N a m e < / A p p r a i s e r N a m e > + 
+         < A p p r a i s e r N o   E l e m e n t T y p e = " C o l u m n "   E l e m e n t I d = " 7 8 7 2 1 0 2 2 7 "   D a t a T y p e = " C o d e " > A p p r a i s e r N o < / A p p r a i s e r N o > + 
+         < A p p r a i s e r S i g n a t u r e N a m e   E l e m e n t T y p e = " C o l u m n "   E l e m e n t I d = " 1 7 7 2 0 3 9 6 8 1 "   D a t a T y p e = " T e x t " > A p p r a i s e r S i g n a t u r e N a m e < / A p p r a i s e r S i g n a t u r e N a m e > + 
+         < A p p r a i s e r S i g n e d A t   E l e m e n t T y p e = " C o l u m n "   E l e m e n t I d = " 3 5 8 4 5 9 7 7 1 "   D a t a T y p e = " D a t e T i m e " > A p p r a i s e r S i g n e d A t < / A p p r a i s e r S i g n e d A t > + 
+         < C o m p a n y A d d r e s s   E l e m e n t T y p e = " C o l u m n "   E l e m e n t I d = " 1 0 1 8 8 7 5 7 4 0 "   D a t a T y p e = " T e x t " > C o m p a n y A d d r e s s < / C o m p a n y A d d r e s s > + 
+         < C o m p a n y N a m e   E l e m e n t T y p e = " C o l u m n "   E l e m e n t I d = " 1 5 9 5 4 7 7 3 9 5 "   D a t a T y p e = " T e x t " > C o m p a n y N a m e < / C o m p a n y N a m e > + 
+         < C o m p a n y P i c t u r e   E l e m e n t T y p e = " C o l u m n "   E l e m e n t I d = " 1 3 9 7 4 1 1 0 7 4 "   D a t a T y p e = " B l o b "   / > + 
+         < C o r e V a l u e s D e v e l o p m e n t A c t i o n s   E l e m e n t T y p e = " C o l u m n "   E l e m e n t I d = " 1 3 6 0 2 1 5 7 6 "   D a t a T y p e = " T e x t " > C o r e V a l u e s D e v e l o p m e n t A c t i o n s < / C o r e V a l u e s D e v e l o p m e n t A c t i o n s > + 
+         < C o r e V a l u e s M a i n t a i n e d   E l e m e n t T y p e = " C o l u m n "   E l e m e n t I d = " 1 9 5 6 6 5 7 1 1 0 "   D a t a T y p e = " T e x t " > C o r e V a l u e s M a i n t a i n e d < / C o r e V a l u e s M a i n t a i n e d > + 
+         < C o r e V a l u e s M a i n t e n a n c e A c t i o n s   E l e m e n t T y p e = " C o l u m n "   E l e m e n t I d = " 1 6 0 3 1 3 7 6 0 6 "   D a t a T y p e = " T e x t " > C o r e V a l u e s M a i n t e n a n c e A c t i o n s < / C o r e V a l u e s M a i n t e n a n c e A c t i o n s > + 
+         < C o r e V a l u e s T o D e v e l o p   E l e m e n t T y p e = " C o l u m n "   E l e m e n t I d = " 1 5 7 4 3 5 8 7 4 0 "   D a t a T y p e = " T e x t " > C o r e V a l u e s T o D e v e l o p < / C o r e V a l u e s T o D e v e l o p > + 
+         < C V N o t S u b m i t t e d R e a s o n   E l e m e n t T y p e = " C o l u m n "   E l e m e n t I d = " 1 5 7 5 5 0 1 2 7 2 "   D a t a T y p e = " S t r i n g " > C V N o t S u b m i t t e d R e a s o n < / C V N o t S u b m i t t e d R e a s o n > + 
+         < C V S u b m i t t e d   E l e m e n t T y p e = " C o l u m n "   E l e m e n t I d = " 1 9 4 1 8 8 3 2 4 9 "   D a t a T y p e = " S t r i n g " > C V S u b m i t t e d < / C V S u b m i t t e d > + 
+         < D e p a r t m e n t P r o j e c t   E l e m e n t T y p e = " C o l u m n "   E l e m e n t I d = " 4 3 5 6 9 4 7 8 0 "   D a t a T y p e = " C o d e " > D e p a r t m e n t P r o j e c t < / D e p a r t m e n t P r o j e c t > + 
+         < D u t y S t a t i o n   E l e m e n t T y p e = " C o l u m n "   E l e m e n t I d = " 1 1 9 1 8 8 2 1 9 5 "   D a t a T y p e = " T e x t " > D u t y S t a t i o n < / D u t y S t a t i o n > + 
+         < E m p l o y e e A g r e e d   E l e m e n t T y p e = " C o l u m n "   E l e m e n t I d = " 1 0 1 2 8 4 5 6 4 9 "   D a t a T y p e = " B o o l e a n " > E m p l o y e e A g r e e d < / E m p l o y e e A g r e e d > + 
+         < E m p l o y e e N a m e   E l e m e n t T y p e = " C o l u m n "   E l e m e n t I d = " 1 2 8 6 7 8 4 2 3 2 "   D a t a T y p e = " T e x t " > E m p l o y e e N a m e < / E m p l o y e e N a m e > + 
+         < E m p l o y e e N o   E l e m e n t T y p e = " C o l u m n "   E l e m e n t I d = " 3 7 9 1 9 7 9 1 0 "   D a t a T y p e = " C o d e " > E m p l o y e e N o < / E m p l o y e e N o > + 
+         < E m p l o y e e S i g n a t u r e N a m e   E l e m e n t T y p e = " C o l u m n "   E l e m e n t I d = " 1 5 7 5 1 1 8 5 1 6 "   D a t a T y p e = " T e x t " > E m p l o y e e S i g n a t u r e N a m e < / E m p l o y e e S i g n a t u r e N a m e > + 
+         < E m p l o y e e S i g n e d A t   E l e m e n t T y p e = " C o l u m n "   E l e m e n t I d = " 8 9 7 3 5 9 8 0 8 "   D a t a T y p e = " D a t e T i m e " > E m p l o y e e S i g n e d A t < / E m p l o y e e S i g n e d A t > + 
+         < H R A p p r o v e d A t   E l e m e n t T y p e = " C o l u m n "   E l e m e n t I d = " 6 2 8 2 3 2 2 8 7 "   D a t a T y p e = " D a t e T i m e " > H R A p p r o v e d A t < / H R A p p r o v e d A t > + 
+         < H R A p p r o v e d B y   E l e m e n t T y p e = " C o l u m n "   E l e m e n t I d = " 6 9 3 1 5 5 2 8 9 "   D a t a T y p e = " C o d e " > H R A p p r o v e d B y < / H R A p p r o v e d B y > + 
+         < J o b T i t l e   E l e m e n t T y p e = " C o l u m n "   E l e m e n t I d = " 4 2 5 8 2 1 9 1 8 "   D a t a T y p e = " T e x t " > J o b T i t l e < / J o b T i t l e > + 
+         < K n o w l e d g e I n n o v a t i o n C o n t r i b u t i o n   E l e m e n t T y p e = " C o l u m n "   E l e m e n t I d = " 1 5 8 7 3 0 8 0 7 6 "   D a t a T y p e = " T e x t " > K n o w l e d g e I n n o v a t i o n C o n t r i b u t i o n < / K n o w l e d g e I n n o v a t i o n C o n t r i b u t i o n > + 
+         < L a s t R e v i e w R e a s o n   E l e m e n t T y p e = " C o l u m n "   E l e m e n t I d = " 1 7 1 4 6 1 5 6 7 9 "   D a t a T y p e = " T e x t " > L a s t R e v i e w R e a s o n < / L a s t R e v i e w R e a s o n > + 
+         < M e e t i n g D a t e   E l e m e n t T y p e = " C o l u m n "   E l e m e n t I d = " 1 0 0 5 7 2 4 7 8 4 "   D a t a T y p e = " D a t e " > M e e t i n g D a t e < / M e e t i n g D a t e > + 
+         < O b j e c t i v e s A g r e e d A t   E l e m e n t T y p e = " C o l u m n "   E l e m e n t I d = " 8 4 5 3 3 9 7 6 4 "   D a t a T y p e = " D a t e T i m e " > O b j e c t i v e s A g r e e d A t < / O b j e c t i v e s A g r e e d A t > + 
+         < P e r s o n a l D e v e l o p m e n t O b j e c t i v e s   E l e m e n t T y p e = " C o l u m n "   E l e m e n t I d = " 8 6 4 3 6 6 0 1 4 "   D a t a T y p e = " T e x t " > P e r s o n a l D e v e l o p m e n t O b j e c t i v e s < / P e r s o n a l D e v e l o p m e n t O b j e c t i v e s > + 
+         < P l a n C o d e   E l e m e n t T y p e = " C o l u m n "   E l e m e n t I d = " 2 1 0 7 4 4 9 8 7 "   D a t a T y p e = " C o d e " > P l a n C o d e < / P l a n C o d e > + 
+         < P l a n G u i d a n c e T e x t   E l e m e n t T y p e = " C o l u m n "   E l e m e n t I d = " 1 1 1 2 1 0 2 3 3 1 "   D a t a T y p e = " L a b e l " > P l a n G u i d a n c e T e x t < / P l a n G u i d a n c e T e x t > + 
+         < P l a n n i n g S t a t u s   E l e m e n t T y p e = " C o l u m n "   E l e m e n t I d = " 4 5 9 8 0 5 4 8 4 "   D a t a T y p e = " E n u m " > P l a n n i n g S t a t u s < / P l a n n i n g S t a t u s > + 
+         < R e s p o n s i b i l i t y C e n t e r   E l e m e n t T y p e = " C o l u m n "   E l e m e n t I d = " 6 0 4 1 3 1 7 1 0 "   D a t a T y p e = " C o d e " > R e s p o n s i b i l i t y C e n t e r < / R e s p o n s i b i l i t y C e n t e r > + 
+         < R e t u r n e d A t   E l e m e n t T y p e = " C o l u m n "   E l e m e n t I d = " 1 5 3 2 3 0 7 7 9 7 "   D a t a T y p e = " D a t e T i m e " > R e t u r n e d A t < / R e t u r n e d A t > + 
+         < R e v i e w H i s t o r y S u m m a r y   E l e m e n t T y p e = " C o l u m n "   E l e m e n t I d = " 2 6 7 7 5 0 0 7 9 "   D a t a T y p e = " T e x t " > R e v i e w H i s t o r y S u m m a r y < / R e v i e w H i s t o r y S u m m a r y > + 
+         < R e v i e w R o u n d   E l e m e n t T y p e = " C o l u m n "   E l e m e n t I d = " 1 0 6 1 3 0 5 0 1 "   D a t a T y p e = " I n t e g e r " > R e v i e w R o u n d < / R e v i e w R o u n d > + 
+         < S u b m i t t e d A t   E l e m e n t T y p e = " C o l u m n "   E l e m e n t I d = " 4 5 9 3 1 7 2 1 "   D a t a T y p e = " D a t e T i m e " > S u b m i t t e d A t < / S u b m i t t e d A t > + 
+         < O b j e c t i v e s   E l e m e n t T y p e = " D a t a I t e m "   E l e m e n t I d = " 1 8 5 5 4 8 5 2 5 5 " > + 
+             < O b j e c t i v e C o d e   E l e m e n t T y p e = " C o l u m n "   E l e m e n t I d = " 1 5 4 4 2 7 5 7 1 3 "   D a t a T y p e = " C o d e " > O b j e c t i v e C o d e < / O b j e c t i v e C o d e > + 
+             < O b j e c t i v e D e s c r i p t i o n   E l e m e n t T y p e = " C o l u m n "   E l e m e n t I d = " 1 2 3 0 9 1 7 1 8 0 "   D a t a T y p e = " T e x t " > O b j e c t i v e D e s c r i p t i o n < / O b j e c t i v e D e s c r i p t i o n > + 
+             < O b j e c t i v e E n t r y N o   E l e m e n t T y p e = " C o l u m n "   E l e m e n t I d = " 2 1 2 6 8 5 0 0 9 "   D a t a T y p e = " I n t e g e r " > O b j e c t i v e E n t r y N o < / O b j e c t i v e E n t r y N o > + 
+             < O b j e c t i v e I n i t i a t i v e s S u m m a r y   E l e m e n t T y p e = " C o l u m n "   E l e m e n t I d = " 1 7 0 4 5 2 2 9 5 3 "   D a t a T y p e = " T e x t " > O b j e c t i v e I n i t i a t i v e s S u m m a r y < / O b j e c t i v e I n i t i a t i v e s S u m m a r y > + 
+             < O b j e c t i v e M e a s u r e s S u m m a r y   E l e m e n t T y p e = " C o l u m n "   E l e m e n t I d = " 5 0 4 6 8 7 4 4 5 "   D a t a T y p e = " T e x t " > O b j e c t i v e M e a s u r e s S u m m a r y < / O b j e c t i v e M e a s u r e s S u m m a r y > + 
+             < O b j e c t i v e M i l e s t o n e s S u m m a r y   E l e m e n t T y p e = " C o l u m n "   E l e m e n t I d = " 1 6 3 2 4 9 7 0 4 3 "   D a t a T y p e = " T e x t " > O b j e c t i v e M i l e s t o n e s S u m m a r y < / O b j e c t i v e M i l e s t o n e s S u m m a r y > + 
+             < O b j e c t i v e R a t i n g A l l o c a t i o n   E l e m e n t T y p e = " C o l u m n "   E l e m e n t I d = " 1 0 5 4 1 5 0 6 2 9 "   D a t a T y p e = " D e c i m a l " > O b j e c t i v e R a t i n g A l l o c a t i o n < / O b j e c t i v e R a t i n g A l l o c a t i o n > + 
+             < O b j e c t i v e R e s o u r c e s S u m m a r y   E l e m e n t T y p e = " C o l u m n "   E l e m e n t I d = " 2 5 0 2 8 6 2 3 "   D a t a T y p e = " S t r i n g " > O b j e c t i v e R e s o u r c e s S u m m a r y < / O b j e c t i v e R e s o u r c e s S u m m a r y > + 
+             < O b j e c t i v e R e v i e w P e r i o d   E l e m e n t T y p e = " C o l u m n "   E l e m e n t I d = " 7 6 3 2 3 7 5 7 3 "   D a t a T y p e = " C o d e " > O b j e c t i v e R e v i e w P e r i o d < / O b j e c t i v e R e v i e w P e r i o d > + 
+             < O b j e c t i v e T a r g e t   E l e m e n t T y p e = " C o l u m n "   E l e m e n t I d = " 3 9 1 8 5 8 9 7 9 "   D a t a T y p e = " D e c i m a l " > O b j e c t i v e T a r g e t < / O b j e c t i v e T a r g e t > + 
+             < O b j e c t i v e W e i g h t i n g   E l e m e n t T y p e = " C o l u m n "   E l e m e n t I d = " 9 5 4 8 1 7 0 7 0 "   D a t a T y p e = " D e c i m a l " > O b j e c t i v e W e i g h t i n g < / O b j e c t i v e W e i g h t i n g > + 
+             < P l a n N o   E l e m e n t T y p e = " C o l u m n "   E l e m e n t I d = " 1 7 5 0 0 3 1 6 7 9 "   D a t a T y p e = " C o d e " > P l a n N o < / P l a n N o > + 
+             < P e r f o r m a n c e M e a s u r e s   E l e m e n t T y p e = " D a t a I t e m "   E l e m e n t I d = " 4 3 1 3 5 0 7 2 2 " > + 
+                 < M e a s u r e C o d e   E l e m e n t T y p e = " C o l u m n "   E l e m e n t I d = " 3 0 4 3 1 7 1 1 2 "   D a t a T y p e = " C o d e " > M e a s u r e C o d e < / M e a s u r e C o d e > + 
+                 < M e a s u r e D e s c r i p t i o n   E l e m e n t T y p e = " C o l u m n "   E l e m e n t I d = " 1 5 8 2 4 3 6 9 3 3 "   D a t a T y p e = " T e x t " > M e a s u r e D e s c r i p t i o n < / M e a s u r e D e s c r i p t i o n > + 
+                 < M e a s u r e L i n e N o   E l e m e n t T y p e = " C o l u m n "   E l e m e n t I d = " 3 7 2 9 9 1 5 3 4 "   D a t a T y p e = " I n t e g e r " > M e a s u r e L i n e N o < / M e a s u r e L i n e N o > + 
+             < / P e r f o r m a n c e M e a s u r e s > + 
+             < I n i t i a t i v e s   E l e m e n t T y p e = " D a t a I t e m "   E l e m e n t I d = " 1 6 9 2 2 2 6 3 8 2 " > + 
+                 < I n i t i a t i v e C o d e   E l e m e n t T y p e = " C o l u m n "   E l e m e n t I d = " 1 6 0 6 1 4 3 7 2 "   D a t a T y p e = " C o d e " > I n i t i a t i v e C o d e < / I n i t i a t i v e C o d e > + 
+                 < I n i t i a t i v e L i n e N o   E l e m e n t T y p e = " C o l u m n "   E l e m e n t I d = " 7 6 5 4 0 6 8 5 8 "   D a t a T y p e = " I n t e g e r " > I n i t i a t i v e L i n e N o < / I n i t i a t i v e L i n e N o > + 
+                 < I n i t i a t i v e O b j e c t i v e   E l e m e n t T y p e = " C o l u m n "   E l e m e n t I d = " 2 0 0 2 3 7 0 3 2 6 "   D a t a T y p e = " T e x t " > I n i t i a t i v e O b j e c t i v e < / I n i t i a t i v e O b j e c t i v e > + 
+                 < I n i t i a t i v e T e x t   E l e m e n t T y p e = " C o l u m n "   E l e m e n t I d = " 9 7 9 7 9 0 3 3 2 "   D a t a T y p e = " T e x t " > I n i t i a t i v e T e x t < / I n i t i a t i v e T e x t > + 
+             < / I n i t i a t i v e s > + 
+             < R e s o u r c e s   E l e m e n t T y p e = " D a t a I t e m "   E l e m e n t I d = " 1 3 5 7 2 0 3 6 8 4 " > + 
+                 < R e s o u r c e C o d e   E l e m e n t T y p e = " C o l u m n "   E l e m e n t I d = " 9 7 2 8 4 7 2 0 6 "   D a t a T y p e = " S t r i n g " > R e s o u r c e C o d e < / R e s o u r c e C o d e > + 
+                 < R e s o u r c e L i n e N o   E l e m e n t T y p e = " C o l u m n "   E l e m e n t I d = " 1 2 8 8 8 6 2 4 4 8 "   D a t a T y p e = " I n t e g e r " > R e s o u r c e L i n e N o < / R e s o u r c e L i n e N o > + 
+                 < R e s o u r c e O b j e c t i v e   E l e m e n t T y p e = " C o l u m n "   E l e m e n t I d = " 1 4 1 4 7 1 2 0 6 4 "   D a t a T y p e = " T e x t " > R e s o u r c e O b j e c t i v e < / R e s o u r c e O b j e c t i v e > + 
+                 < R e s o u r c e T e x t   E l e m e n t T y p e = " C o l u m n "   E l e m e n t I d = " 2 0 0 8 1 0 2 2 "   D a t a T y p e = " S t r i n g " > R e s o u r c e T e x t < / R e s o u r c e T e x t > + 
+             < / R e s o u r c e s > + 
+             < M i l e s t o n e s   E l e m e n t T y p e = " D a t a I t e m "   E l e m e n t I d = " 2 5 4 4 7 6 3 2 " > + 
+                 < M i l e s t o n e D u e D a t e   E l e m e n t T y p e = " C o l u m n "   E l e m e n t I d = " 2 0 6 5 8 4 9 7 9 "   D a t a T y p e = " D a t e " > M i l e s t o n e D u e D a t e < / M i l e s t o n e D u e D a t e > + 
+                 < M i l e s t o n e E n t r y N o   E l e m e n t T y p e = " C o l u m n "   E l e m e n t I d = " 3 4 5 6 2 5 0 3 4 "   D a t a T y p e = " I n t e g e r " > M i l e s t o n e E n t r y N o < / M i l e s t o n e E n t r y N o > + 
+                 < M i l e s t o n e O b j e c t i v e E n t r y N o   E l e m e n t T y p e = " C o l u m n "   E l e m e n t I d = " 8 3 4 1 1 3 9 4 3 "   D a t a T y p e = " I n t e g e r " > M i l e s t o n e O b j e c t i v e E n t r y N o < / M i l e s t o n e O b j e c t i v e E n t r y N o > + 
+                 < M i l e s t o n e Q u a r t e r   E l e m e n t T y p e = " C o l u m n "   E l e m e n t I d = " 9 2 5 9 5 9 3 1 3 "   D a t a T y p e = " C o d e " > M i l e s t o n e Q u a r t e r < / M i l e s t o n e Q u a r t e r > + 
+                 < M i l e s t o n e T e x t   E l e m e n t T y p e = " C o l u m n "   E l e m e n t I d = " 4 7 7 5 0 7 6 7 0 "   D a t a T y p e = " T e x t " > M i l e s t o n e T e x t < / M i l e s t o n e T e x t > + 
+             < / M i l e s t o n e s > + 
+         < / O b j e c t i v e s > + 
+         < R e v i e w H i s t o r y   E l e m e n t T y p e = " D a t a I t e m "   E l e m e n t I d = " 1 8 6 9 6 8 2 6 4 5 " > + 
+             < H i s t o r y A c t i o n   E l e m e n t T y p e = " C o l u m n "   E l e m e n t I d = " 1 5 8 8 9 6 2 1 7 "   D a t a T y p e = " T e x t " > H i s t o r y A c t i o n < / H i s t o r y A c t i o n > + 
+             < H i s t o r y A c t i o n A t   E l e m e n t T y p e = " C o l u m n "   E l e m e n t I d = " 1 3 6 9 9 8 7 9 6 "   D a t a T y p e = " D a t e T i m e " > H i s t o r y A c t i o n A t < / H i s t o r y A c t i o n A t > + 
+             < H i s t o r y A c t o r   E l e m e n t T y p e = " C o l u m n "   E l e m e n t I d = " 1 3 5 1 0 0 9 3 3 2 "   D a t a T y p e = " C o d e " > H i s t o r y A c t o r < / H i s t o r y A c t o r > + 
+             < H i s t o r y A c t u a l A p p r a i s a l N o   E l e m e n t T y p e = " C o l u m n "   E l e m e n t I d = " 3 9 5 7 9 6 5 0 7 "   D a t a T y p e = " C o d e " > H i s t o r y A c t u a l A p p r a i s a l N o < / H i s t o r y A c t u a l A p p r a i s a l N o > + 
+             < H i s t o r y D o w n s t r e a m E r r o r   E l e m e n t T y p e = " C o l u m n "   E l e m e n t I d = " 8 1 4 6 2 4 6 7 9 "   D a t a T y p e = " S t r i n g " > H i s t o r y D o w n s t r e a m E r r o r < / H i s t o r y D o w n s t r e a m E r r o r > + 
+             < H i s t o r y R e a s o n   E l e m e n t T y p e = " C o l u m n "   E l e m e n t I d = " 4 3 0 0 9 5 5 8 1 "   D a t a T y p e = " T e x t " > H i s t o r y R e a s o n < / H i s t o r y R e a s o n > + 
+             < H i s t o r y R e v i e w R o u n d   E l e m e n t T y p e = " C o l u m n "   E l e m e n t I d = " 1 5 2 0 9 1 4 2 6 5 "   D a t a T y p e = " I n t e g e r " > H i s t o r y R e v i e w R o u n d < / H i s t o r y R e v i e w R o u n d > + 
+         < / R e v i e w H i s t o r y > + 
+     < / P l a n > + 
+ < / N a v W o r d R e p o r t X m l P a r t > 
+</file>
+
 <file path=customXml/itemProps1.xml><?xml version="1.0" encoding="utf-8"?>
 <ds:datastoreItem xmlns:ds="http://schemas.openxmlformats.org/officeDocument/2006/customXml" ds:itemID="{78CFABDE-C24A-46A1-9E7A-0CC1482CFF96}">
   <ds:schemaRefs>
